--- a/CURSOS/INNOVACION/LABORATORIOS/GTAL-S04-OMEDINA-2026-02.docx
+++ b/CURSOS/INNOVACION/LABORATORIOS/GTAL-S04-OMEDINA-2026-02.docx
@@ -336,7 +336,7 @@
                 <w:szCs w:val="24"/>
                 <w:lang w:val="es-419"/>
               </w:rPr>
-              <w:t>1.-</w:t>
+              <w:t>1.- Cary Bernal, Tomás Gabriel  (coordinador)</w:t>
             </w:r>
           </w:p>
         </w:tc>
@@ -384,7 +384,7 @@
                 <w:szCs w:val="24"/>
                 <w:lang w:val="es-419"/>
               </w:rPr>
-              <w:t>2.-</w:t>
+              <w:t>2.- Zela Contreras, Heidi Nicole</w:t>
             </w:r>
           </w:p>
         </w:tc>
@@ -432,7 +432,7 @@
                 <w:szCs w:val="24"/>
                 <w:lang w:val="es-419"/>
               </w:rPr>
-              <w:t>3.-</w:t>
+              <w:t>3.- Rosas Quispe, Pernel Sebastián</w:t>
             </w:r>
           </w:p>
         </w:tc>
@@ -480,7 +480,7 @@
                 <w:szCs w:val="24"/>
                 <w:lang w:val="es-419"/>
               </w:rPr>
-              <w:t>4.-</w:t>
+              <w:t>4.- Apaza Cano, Daniela Grecia</w:t>
             </w:r>
           </w:p>
         </w:tc>
@@ -589,6 +589,9 @@
                 <w:lang w:val="es-419"/>
               </w:rPr>
             </w:pPr>
+            <w:r>
+              <w:t>5</w:t>
+            </w:r>
           </w:p>
         </w:tc>
         <w:tc>
@@ -691,6 +694,9 @@
                 <w:lang w:val="es-419"/>
               </w:rPr>
             </w:pPr>
+            <w:r>
+              <w:t>2026-02</w:t>
+            </w:r>
           </w:p>
         </w:tc>
         <w:tc>
@@ -2962,6 +2968,35 @@
                 <w:lang w:val="es-419"/>
               </w:rPr>
             </w:pPr>
+            <w:r>
+              <w:t>El docente de aula de educación primaria pública realiza en horas no previstas en su jornada el trabajo de preparar el material de sus clases, registrar la asistencia y valorar los criterios de evaluación de sus estudiantes. La jornada del profesor con aula a cargo en primaria es de 35 horas pedagógicas y «puede ser lectiva o no lectiva» (D.S. N.º 004-2013-ED, art. 139, modificado por el D.S. N.º 005-2017-MINEDU), mientras que el plan de estudios asigna a los estudiantes 30 horas pedagógicas de clase por semana (CNEB, Tabla N.º 6, p. 165). Lo que queda para preparar y evaluar son entre 7 y 13 horas pedagógicas, según si la institución cuenta con docentes especializados de Inglés y Educación Física: entre 22 y 53 minutos por sesión. El trabajo de campo midió entre 90 y 120 minutos por sesión, de dos a cinco veces más. La Ley N.º 29944, art. 65, establece que esa misma remuneración comprende la docencia en aula, la preparación de clases, la evaluación, el trabajo con las familias y el apoyo a la institución. Ninguna norma reparte esas horas: el reglamento no define «lectiva» ni «no lectiva». Cuando sí quiere reservar tiempo, lo hace: al personal jerárquico le asigna 40 horas con 12 de dictado obligatorio (art. 141). Al profesor de aula no.</w:t>
+              <w:br/>
+              <w:br/>
+              <w:t>COMPOSICIÓN DEL BLOQUE, SEGÚN EL RELATO CRONOMETRADO DE UNA DOCENTE</w:t>
+              <w:br/>
+              <w:t>• Volcar la asistencia al registro auxiliar ....................... 5 minutos</w:t>
+              <w:br/>
+              <w:t>• Valorar criterios de evaluación “haciendo un recuerdo” ......... 10 a 15 minutos</w:t>
+              <w:br/>
+              <w:t>• Preparar sesión, ficha e instrumento (dos sesiones) ............ “son cuatro horas”</w:t>
+              <w:br/>
+              <w:t>• TOTAL del bloque ............................... de 4:30 p.m. a 7:30–8:00 p.m.</w:t>
+              <w:br/>
+              <w:br/>
+              <w:t>La preparación del material representa alrededor del 94% del bloque. Esto importa para la elección de la causa raíz: atacar ese componente es atacar casi todo el problema, aunque los otros dos sean igualmente reales.</w:t>
+              <w:br/>
+              <w:br/>
+              <w:t>POR QUÉ ES UN PROBLEMA PERTINENTE</w:t>
+              <w:br/>
+              <w:t>• Afinidad con el entorno: aparece en 19 de las 26 grabaciones del corpus, por encima de cualquier otro tema.</w:t>
+              <w:br/>
+              <w:t>• Congruencia con el insight del cliente ideal: “no necesito que me ayuden a planificar, necesito que ya esté planificado”.</w:t>
+              <w:br/>
+              <w:t>• Viabilidad técnica para el equipo: es abordable con nuestras competencias y recursos, a diferencia de la infraestructura o de la jornada normativa.</w:t>
+              <w:br/>
+              <w:br/>
+              <w:t>NOTA DE FORMULACIÓN: el enunciado dice «en horas no previstas en su jornada» y no «sin remuneración», porque la Ley N.º 29944 incluye la preparación y la evaluación dentro de la remuneración. Lo que la norma no hace es asignarles horas. La formulación aritmética es más difícil de rebatir que la laboral. El enunciado tampoco menciona ninguna tecnología. Decir “al docente le falta una herramienta” metería la solución dentro del problema y haría imposible evaluar después si la solución sirvió.</w:t>
+            </w:r>
           </w:p>
         </w:tc>
       </w:tr>
@@ -3012,6 +3047,27 @@
                 <w:lang w:val="es-419"/>
               </w:rPr>
             </w:pPr>
+            <w:r>
+              <w:t>EFECTOS DEL PROBLEMA (ramas) — consecuencias visibles que definen el alcance</w:t>
+              <w:br/>
+              <w:br/>
+              <w:t>★ E1 — ALCANCE ELEGIDO. La jornada se extiende de 4 a 5 horas más allá del horario: una docente detalla que empieza a las 4:30 p.m. y termina entre las 7:30 y 8:00 p.m., y declara “hora y media a dos horas” por sesión, con dos sesiones diarias. Otra declara “me siento a las 4 para hacer material y terminó a las 12”.</w:t>
+              <w:br/>
+              <w:t>E2 — La valoración por competencia se reconstruye de memoria al cierre, porque la evidencia no se capturó cuando ocurrió: la docente “hace un recuerdo” de cómo participó cada estudiante.</w:t>
+              <w:br/>
+              <w:t>E3 — Sesiones que no se alcanzan y deben reprogramarse cuando aparece una actividad imprevista.</w:t>
+              <w:br/>
+              <w:t>E4 — Atención a apoderados hasta las 11 de la noche, incluidos domingos, motivada por el temor a un reporte negativo de desempeño.</w:t>
+              <w:br/>
+              <w:t>E5 — Menos tiempo y energía para acompañar a las estudiantes que no alcanzan el nivel del grado.</w:t>
+              <w:br/>
+              <w:t>E6 — Desgaste profesional: desde la dirección se reconoce que una parte del colectivo deja de prepararse porque hacerlo es “tedioso, aburrido” y “no hay quien les enseñe”.</w:t>
+              <w:br/>
+              <w:br/>
+              <w:t>POR QUÉ ELEGIMOS E1 COMO ALCANCE</w:t>
+              <w:br/>
+              <w:t>Es el único efecto que podemos convertir en un indicador medible dentro del plazo del proyecto: se cronometra la tarea real antes y después. E2 y E5 importan igual o más, pero medirlos exige un ciclo escolar completo. Elegir el alcance por mensurabilidad, y decirlo, es preferible a prometer un impacto que no sabríamos demostrar.</w:t>
+            </w:r>
           </w:p>
         </w:tc>
       </w:tr>
@@ -3062,6 +3118,37 @@
                 <w:lang w:val="es-419"/>
               </w:rPr>
             </w:pPr>
+            <w:r>
+              <w:t>CAUSAS DEL PROBLEMA (raíces) — origen donde se interviene</w:t>
+              <w:br/>
+              <w:br/>
+              <w:t>C1 — La norma del Diseño Universal de Aprendizaje exige una respuesta diferenciada por estudiante, y el docente la produce a mano, una por una.</w:t>
+              <w:br/>
+              <w:t xml:space="preserve">  C1.1 — Las secciones no tienen grupos homogéneos y hay estudiantes sin diagnóstico oficial.</w:t>
+              <w:br/>
+              <w:br/>
+              <w:t>★ C2 — CAUSA RAÍZ ELEGIDA. Las herramientas de IA que el docente ya usa no están ancladas al currículo ni a su unidad, de modo que devuelven un borrador genérico y le trasladan íntegro el trabajo de contextualizar, corregir e integrar.</w:t>
+              <w:br/>
+              <w:t xml:space="preserve">  C2.1 — El instrumento de evaluación “no sale tan bien en la IA”, así que lo elabora a mano.</w:t>
+              <w:br/>
+              <w:t xml:space="preserve">  C2.2 — Hay que buscar imágenes y adaptar el nivel de las fichas una por una.</w:t>
+              <w:br/>
+              <w:t xml:space="preserve">  C2.3 — Se usan hasta cuatro herramientas distintas para producir un solo día de clase.</w:t>
+              <w:br/>
+              <w:br/>
+              <w:t>C3 — El mismo dato se vuelve a escribir en varios soportes porque la institución exige el documento físico con sello y ruta de entrega.</w:t>
+              <w:br/>
+              <w:t>C4 — La unidad de aprendizaje se elabora de forma colegiada y fuera del horario de trabajo.</w:t>
+              <w:br/>
+              <w:t>C5 — Infraestructura: equipos malogrados que consumen hasta una hora de clase e internet que no llega a todas las aulas.</w:t>
+              <w:br/>
+              <w:t>C6 — CONDICIÓN ESTRUCTURAL, no causa atacable con software. La jornada no reserva ninguna hora para planificar ni evaluar. La jornada del profesor con aula a cargo en primaria es de 35 horas pedagógicas y «puede ser lectiva o no lectiva» (D.S. N.º 004-2013-ED, art. 139, modificado por el D.S. N.º 005-2017-MINEDU), mientras que el plan de estudios asigna a los estudiantes 30 horas pedagógicas de clase por semana (CNEB, Tabla N.º 6, p. 165). Lo que queda para preparar y evaluar son entre 7 y 13 horas pedagógicas, según si la institución cuenta con docentes especializados de Inglés y Educación Física: entre 22 y 53 minutos por sesión. El trabajo de campo midió entre 90 y 120 minutos por sesión, de dos a cinco veces más. La Ley N.º 29944, art. 65, establece que esa misma remuneración comprende la docencia en aula, la preparación de clases, la evaluación, el trabajo con las familias y el apoyo a la institución. Ninguna norma reparte esas horas: el reglamento no define «lectiva» ni «no lectiva». Cuando sí quiere reservar tiempo, lo hace: al personal jerárquico le asigna 40 horas con 12 de dictado obligatorio (art. 141). Al profesor de aula no. De esta condición dependen C1 a C5: son las formas concretas que toma el problema, pero ninguna lo crearía si la jornada tuviera horas reservadas. El proyecto no puede modificarla. Sí puede reducir cuánto trabajo cabe en ese tiempo que no existe, y por eso la raíz elegida es C2 y no C6.</w:t>
+              <w:br/>
+              <w:br/>
+              <w:t>POR QUÉ ELEGIMOS C2 COMO CAUSA RAÍZ</w:t>
+              <w:br/>
+              <w:t>Es la causa más vinculada al efecto E1 y la única que explica la contradicción central del campo: las docentes YA adoptaron inteligencia artificial por iniciativa propia y, aun así, su hora de término no cambió. Si el problema fuera solo el volumen de documentos (C3, C4) o la norma (C1), la IA habría reducido algo el tiempo. No lo hizo, porque devuelve texto que hay que rehacer. Ahí es donde el equipo puede intervenir con las competencias que tiene.</w:t>
+            </w:r>
           </w:p>
         </w:tc>
       </w:tr>
@@ -3076,6 +3163,53 @@
           <w:lang w:val="es-419"/>
         </w:rPr>
       </w:pPr>
+      <w:r>
+        <w:t>RUTA CAUSA – EFECTO SELECCIONADA (la ruta que define la arquitectura del proyecto)</w:t>
+        <w:br/>
+        <w:br/>
+        <w:t>C2 · Las herramientas disponibles no están ancladas al currículo ni a la unidad del docente, y le devuelven un borrador genérico</w:t>
+        <w:br/>
+        <w:t xml:space="preserve">        ↓</w:t>
+        <w:br/>
+        <w:t>PC · El docente produce fuera de su jornada, y sin remuneración, el material con el que enseña al día siguiente</w:t>
+        <w:br/>
+        <w:t xml:space="preserve">        ↓</w:t>
+        <w:br/>
+        <w:t>E1 · Su jornada se extiende de 4 a 5 horas: empieza a las 4:30 p.m. y termina entre las 7:30 y las 8:00 p.m.</w:t>
+        <w:br/>
+        <w:br/>
+        <w:t>OBSERVACIONES CONCRETAS DE ESTA RUTA</w:t>
+        <w:br/>
+        <w:br/>
+        <w:t>1. La ruta se sostiene en una contradicción observada, no en una suposición: hay adopción previa de IA y ausencia de ahorro de tiempo. Ese es el dato que descarta las demás causas como explicación principal.</w:t>
+        <w:br/>
+        <w:br/>
+        <w:t>2. La causa elegida es la única del árbol que el equipo puede desactivar. C5 (infraestructura) y C6 (jornada no protegida) son reales y probablemente pesan más en términos absolutos, pero dependen de presupuesto público y de decisiones normativas. Declararlo evita prometer un impacto que no nos corresponde.</w:t>
+        <w:br/>
+        <w:br/>
+        <w:t>3. Desactivar C2 no elimina C1 ni C3: la exigencia de diferenciar y el triple registro seguirán existiendo. Lo que cambia es quién produce el primer borrador. El alcance del proyecto es ese y no más.</w:t>
+        <w:br/>
+        <w:br/>
+        <w:t>4. Riesgo detectado en la propia ruta: si el material entregado llega genérico, el docente lo reescribe y el tiempo no baja. Por eso el indicador del proyecto no puede ser solo el cronómetro, sino también cuánto de lo entregado el docente modifica.</w:t>
+        <w:br/>
+        <w:br/>
+        <w:t>ECUACIÓN DE VALOR DERIVADA DE LA CAUSA RAÍZ</w:t>
+        <w:br/>
+        <w:t>Causa raíz desactivada → el material llega anclado al currículo y a la unidad de ese docente.</w:t>
+        <w:br/>
+        <w:t>Propuesta de valor → el docente pasa de PRODUCIR a REVISAR Y APROBAR.</w:t>
+        <w:br/>
+        <w:t>Idea innovadora → un asistente pedagógico institucional que genera los borradores y deja la decisión pedagógica en el docente.</w:t>
+        <w:br/>
+        <w:t>Producto Mínimo Viable → para un grado y un área, generar las sesiones de una unidad y permitir revisarlas y aprobarlas.</w:t>
+        <w:br/>
+        <w:t>Soporte Mínimo Viable → el currículo nacional cargado como fuente de datos verificable, y la aprobación docente obligatoria antes de cualquier uso.</w:t>
+        <w:br/>
+        <w:br/>
+        <w:t>IMPULSOR DE INNOVACIÓN QUE APLICA</w:t>
+        <w:br/>
+        <w:t>De los seis impulsores del marco, el pertinente aquí es “tomar mejores decisiones”: la institución obtiene evidencia por competencia que hoy no existe. Los impulsores comerciales —atraer clientes, alcanzar nuevos mercados— no aplican de forma directa en una escuela pública, donde quien usa no es quien decide la compra. Esa brecha sigue abierta.</w:t>
+      </w:r>
     </w:p>
     <w:p>
       <w:pPr>
@@ -3133,7 +3267,7 @@
           <w:szCs w:val="24"/>
           <w:lang w:val="es-419"/>
         </w:rPr>
-        <w:t>1.-</w:t>
+        <w:t>1.- Sobre la pertinencia del problema: lo que lo vuelve pertinente no es que exista, sino que cumple las tres condiciones del marco. Afinidad con el entorno, porque aparece en 19 de 26 grabaciones; congruencia con el insight del cliente ideal; y viabilidad técnica para nuestras competencias. Cuidamos además que el enunciado no nombre ninguna tecnología, porque un problema que contiene su propia solución no se puede evaluar después.</w:t>
       </w:r>
     </w:p>
     <w:p>
@@ -3154,7 +3288,7 @@
           <w:szCs w:val="24"/>
           <w:lang w:val="es-419"/>
         </w:rPr>
-        <w:t>2.-</w:t>
+        <w:t>2.- Sobre la elección de la ruta causa–efecto: elegimos el efecto por mensurabilidad y la causa por capacidad de intervención, no por importancia absoluta. La condición que más pesa es normativa y la verificamos en fuente: la jornada del profesor con aula a cargo en primaria es de 35 horas pedagógicas y puede ser lectiva o no lectiva (D.S. N.º 004-2013-ED, art. 139, modificado por el D.S. N.º 005-2017-MINEDU), mientras el plan de estudios asigna a los estudiantes 30 horas de clase (CNEB, Tabla N.º 6, p. 165); el margen para preparar y evaluar queda entre 22 y 53 minutos por sesión, cuando el trabajo real toma entre 90 y 120. Esa es la condición estructural (C6) y ningún software la modifica. Por eso intervenimos en C2, que es donde el equipo sí puede actuar: no creamos horas, reducimos el trabajo que debe caber en las que no existen. Decirlo delimita el alcance y evita prometer un impacto que no nos corresponde.</w:t>
       </w:r>
     </w:p>
     <w:p>
@@ -3175,7 +3309,7 @@
           <w:szCs w:val="24"/>
           <w:lang w:val="es-419"/>
         </w:rPr>
-        <w:t>3.-</w:t>
+        <w:t>3.- Sobre lo que la ruta revela: la causa elegida se sostiene en una contradicción observada en campo, no en una hipótesis nuestra. Las docentes ya adoptaron inteligencia artificial por iniciativa propia y aun así su hora de término no cambió, porque las herramientas devuelven texto genérico que hay que rehacer. De ahí se desprende el riesgo que debemos medir en la etapa de testeo: si nuestro material también llega genérico, el docente lo reescribirá y el tiempo no bajará.</w:t>
       </w:r>
     </w:p>
     <w:p>
@@ -3448,7 +3582,9 @@
                 <w:szCs w:val="24"/>
                 <w:lang w:val="es-419"/>
               </w:rPr>
-              <w:t>Resultados</w:t>
+              <w:t>“Con estas transcripciones de entrevistas a docentes, construye un árbol de problemas: causas, problema central y efectos.</w:t>
+              <w:br/>
+              <w:t>Reglas: (1) el problema central no puede mencionar ninguna solución tecnológica; (2) cada causa y cada efecto debe apoyarse en una declaración textual con su marca de tiempo; (3) separa las causas que un software puede atacar de las que no; (4) propón una ruta causa→problema→efecto y justifica por qué esa y no otra; (5) para el efecto elegido indica cómo se mediría; (6) no agregues cifras que no estén declaradas en el audio.”</w:t>
             </w:r>
           </w:p>
         </w:tc>
@@ -3472,6 +3608,9 @@
                 <w:lang w:val="es-419"/>
               </w:rPr>
             </w:pPr>
+            <w:r>
+              <w:t>Árbol con 6 efectos y 6 causas (más 4 subcausas), la ruta C2 → PC → E1 marcada, y la separación explícita entre causas atacables con software y causas organizativas. (pegar captura del árbol en MIRO y del resultado del prompt)</w:t>
+            </w:r>
           </w:p>
         </w:tc>
       </w:tr>
@@ -3566,6 +3705,9 @@
                 <w:lang w:val="es-419"/>
               </w:rPr>
             </w:pPr>
+            <w:r>
+              <w:t>(pegar enlace del tablero de MIRO con el árbol de problemas y la ruta marcada)</w:t>
+            </w:r>
           </w:p>
         </w:tc>
       </w:tr>
@@ -3619,6 +3761,9 @@
                 <w:lang w:val="es-419"/>
               </w:rPr>
             </w:pPr>
+            <w:r>
+              <w:t>(pegar captura del árbol de problemas)</w:t>
+            </w:r>
           </w:p>
         </w:tc>
       </w:tr>
